--- a/courts/fifth-circuit/mississippi/state/court-of-appeals/motion-brief/usage/OUTPUT-motion-brief.docx
+++ b/courts/fifth-circuit/mississippi/state/court-of-appeals/motion-brief/usage/OUTPUT-motion-brief.docx
@@ -1023,7 +1023,7 @@
         <w:pStyle w:val="XdQuoteOnly"/>
       </w:pPr>
       <w:r>
-        <w:t xml:space="preserve">[Walton] made his own decision, based on the discovery, to enter a plea. . . . But the basis as to why he pled was on the attorney/​client communications and in light of what was in the discovery, particularly the phone that he had and his statements; and his statements were very incriminating.</w:t>
+        <w:t xml:space="preserve">[Walton] made his own decision, based on the discovery, to enter a plea. ⁠. ⁠. ⁠. But the basis as to why he pled was on the attorney/​client communications and in light of what was in the discovery, particularly the phone that he had and his statements; and his statements were very incriminating.</w:t>
       </w:r>
     </w:p>
     <w:p>
@@ -1421,7 +1421,7 @@
               <w:t xml:space="preserve">BY:</w:t>
             </w:r>
             <w:r>
-              <w:t xml:space="preserve"> </w:t>
+              <w:t xml:space="preserve"> ⁠</w:t>
             </w:r>
             <w:r>
               <w:t xml:space="preserve">/s/</w:t>
@@ -2410,7 +2410,7 @@
         <w:t xml:space="preserve">BY:</w:t>
       </w:r>
       <w:r>
-        <w:t xml:space="preserve"> </w:t>
+        <w:t xml:space="preserve"> ⁠</w:t>
       </w:r>
       <w:r>
         <w:t xml:space="preserve">/s/</w:t>
@@ -2746,7 +2746,7 @@
         <w:t xml:space="preserve"> </w:t>
       </w:r>
       <w:r>
-        <w:t xml:space="preserve">https://www.ms.gov/​mdoc/​inmate/​Search/​GetDetails/149044; Armed Robbery.</w:t>
+        <w:t xml:space="preserve">https://​www.​ms.​gov/​mdoc/​inmate/​Search/​GetDetails/​149044; Armed Robbery.</w:t>
       </w:r>
     </w:p>
   </w:footnote>
@@ -2765,7 +2765,7 @@
         <w:t xml:space="preserve"> </w:t>
       </w:r>
       <w:r>
-        <w:t xml:space="preserve">https://www.ms.gov/​mdoc/​inmate/​Search/​GetDetails/10525; Manslaughter.</w:t>
+        <w:t xml:space="preserve">https://​www.​ms.​gov/​mdoc/​inmate/​Search/​GetDetails/​10525; Manslaughter.</w:t>
       </w:r>
     </w:p>
   </w:footnote>
@@ -3423,6 +3423,7 @@
     <w:unhideWhenUsed/>
     <w:qFormat/>
     <w:pPr>
+      <w:keepLines/>
       <w:spacing w:before="0" w:after="120" w:line="253" w:lineRule="exact"/>
     </w:pPr>
     <w:rPr>
@@ -3673,6 +3674,33 @@
     <w:pPr>
       <w:spacing w:before="0" w:after="0" w:line="276" w:lineRule="exact"/>
       <w:ind w:left="2160" w:hanging="720"/>
+    </w:pPr>
+  </w:style>
+  <w:style w:type="paragraph" w:customStyle="1" w:styleId="XdQuoteList1">
+    <w:name w:val="Xd Quote List 1"/>
+    <w:basedOn w:val="Normal"/>
+    <w:qFormat/>
+    <w:pPr>
+      <w:spacing w:before="0" w:after="0" w:line="276" w:lineRule="exact"/>
+      <w:ind w:left="1440" w:right="720" w:hanging="720"/>
+    </w:pPr>
+  </w:style>
+  <w:style w:type="paragraph" w:customStyle="1" w:styleId="XdQuoteList2">
+    <w:name w:val="Xd Quote List 2"/>
+    <w:basedOn w:val="Normal"/>
+    <w:qFormat/>
+    <w:pPr>
+      <w:spacing w:before="0" w:after="0" w:line="276" w:lineRule="exact"/>
+      <w:ind w:left="2160" w:right="720" w:hanging="720"/>
+    </w:pPr>
+  </w:style>
+  <w:style w:type="paragraph" w:customStyle="1" w:styleId="XdQuoteList3">
+    <w:name w:val="Xd Quote List 3"/>
+    <w:basedOn w:val="Normal"/>
+    <w:qFormat/>
+    <w:pPr>
+      <w:spacing w:before="0" w:after="0" w:line="276" w:lineRule="exact"/>
+      <w:ind w:left="2880" w:right="720" w:hanging="720"/>
     </w:pPr>
   </w:style>
   <w:style w:type="paragraph" w:customStyle="1" w:styleId="XdQuoteOnly">

--- a/courts/fifth-circuit/mississippi/state/court-of-appeals/motion-brief/usage/OUTPUT-motion-brief.docx
+++ b/courts/fifth-circuit/mississippi/state/court-of-appeals/motion-brief/usage/OUTPUT-motion-brief.docx
@@ -155,9 +155,7 @@
         <w:t xml:space="preserve"> </w:t>
       </w:r>
       <w:r>
-        <w:t xml:space="preserve">2016-CA</w:t>
-        <w:noBreakHyphen/>
-        <w:t xml:space="preserve">00168-COA</w:t>
+        <w:t xml:space="preserve">2016-CA-⁠00168-COA</w:t>
       </w:r>
     </w:p>
     <w:p>
@@ -540,11 +538,7 @@
               <w:t xml:space="preserve"> </w:t>
             </w:r>
             <w:r>
-              <w:t xml:space="preserve">228</w:t>
-              <w:noBreakHyphen/>
-              <w:t xml:space="preserve">863</w:t>
-              <w:noBreakHyphen/>
-              <w:t xml:space="preserve">3142</w:t>
+              <w:t xml:space="preserve">228-⁠863-⁠3142</w:t>
             </w:r>
           </w:p>
           <w:p>
@@ -560,11 +554,7 @@
               <w:t xml:space="preserve"> </w:t>
             </w:r>
             <w:r>
-              <w:t xml:space="preserve">228</w:t>
-              <w:noBreakHyphen/>
-              <w:t xml:space="preserve">863</w:t>
-              <w:noBreakHyphen/>
-              <w:t xml:space="preserve">9829</w:t>
+              <w:t xml:space="preserve">228-⁠863-⁠9829</w:t>
             </w:r>
           </w:p>
           <w:p>
@@ -838,31 +828,7 @@
         <w:t xml:space="preserve"> </w:t>
       </w:r>
       <w:r>
-        <w:t xml:space="preserve">learned of Matthews and McKnight were not only not going to testify for the State but would testify that Walton was not involved in the alleged crime. Williams filed a Motion to Set Aside Defendant’s Guilty Plea (R. E. 9</w:t>
-      </w:r>
-      <w:r>
-        <w:noBreakHyphen/>
-      </w:r>
-      <w:r>
-        <w:t xml:space="preserve">10); after the above Motion was denied without hearing (See Vol 1/1: R. 30-Order Denying Motion to Withdraw Guilty Plea), Williams then filed a Renewed Motion to Withdraw Guilty Plea (See Vol 1/1: R 34</w:t>
-      </w:r>
-      <w:r>
-        <w:noBreakHyphen/>
-      </w:r>
-      <w:r>
-        <w:t xml:space="preserve">44; R.E. 11</w:t>
-      </w:r>
-      <w:r>
-        <w:noBreakHyphen/>
-      </w:r>
-      <w:r>
-        <w:t xml:space="preserve">24) and then filed a Motion for Reconsideration of Sentence (See Vol 1/1: R 96</w:t>
-      </w:r>
-      <w:r>
-        <w:noBreakHyphen/>
-      </w:r>
-      <w:r>
-        <w:t xml:space="preserve">98). Having failed to set aside Walton’s guilty plea, etc., Williams THEN erroneously undertook direct appeal to this Honorable Court. Either Williams truly believed under his oath as an attorney, Walton’s plea should be set aside because such was a</w:t>
+        <w:t xml:space="preserve">learned of Matthews and McKnight were not only not going to testify for the State but would testify that Walton was not involved in the alleged crime. Williams filed a Motion to Set Aside Defendant’s Guilty Plea (R. E. 9-⁠10); after the above Motion was denied without hearing (See Vol 1/1: R. 30-Order Denying Motion to Withdraw Guilty Plea), Williams then filed a Renewed Motion to Withdraw Guilty Plea (See Vol 1/1: R 34-⁠44; R.E. 11-⁠24) and then filed a Motion for Reconsideration of Sentence (See Vol 1/1: R 96-⁠98). Having failed to set aside Walton’s guilty plea, etc., Williams THEN erroneously undertook direct appeal to this Honorable Court. Either Williams truly believed under his oath as an attorney, Walton’s plea should be set aside because such was a</w:t>
       </w:r>
       <w:r>
         <w:t xml:space="preserve"> </w:t>
@@ -935,55 +901,7 @@
         <w:t xml:space="preserve"> </w:t>
       </w:r>
       <w:r>
-        <w:t xml:space="preserve">The majority also ignores, contrary to Williams’ testimony, that Williams repeatedly represented, under his oath as an attorney, to the Trial Court that he was NOT aware that Walton’s co-Defendants would testify that Walton was not involved in the crimes for which he was indicted. (Vol 1/1: R. 56 lns 17</w:t>
-      </w:r>
-      <w:r>
-        <w:noBreakHyphen/>
-      </w:r>
-      <w:r>
-        <w:t xml:space="preserve">25 to R. 57 lns 1</w:t>
-      </w:r>
-      <w:r>
-        <w:noBreakHyphen/>
-      </w:r>
-      <w:r>
-        <w:t xml:space="preserve">10; Vol 1/1: R. 56 lns 17</w:t>
-      </w:r>
-      <w:r>
-        <w:noBreakHyphen/>
-      </w:r>
-      <w:r>
-        <w:t xml:space="preserve">25 to R. 57 lns 1</w:t>
-      </w:r>
-      <w:r>
-        <w:noBreakHyphen/>
-      </w:r>
-      <w:r>
-        <w:t xml:space="preserve">10; R. E. 230</w:t>
-      </w:r>
-      <w:r>
-        <w:noBreakHyphen/>
-      </w:r>
-      <w:r>
-        <w:t xml:space="preserve">231; Vol 1/1: R. 103, lns 9</w:t>
-      </w:r>
-      <w:r>
-        <w:noBreakHyphen/>
-      </w:r>
-      <w:r>
-        <w:t xml:space="preserve">17; R. E. 231; Vol 1/1: R. 108 lns 23</w:t>
-      </w:r>
-      <w:r>
-        <w:noBreakHyphen/>
-      </w:r>
-      <w:r>
-        <w:t xml:space="preserve">29 to R. 109, lns 2</w:t>
-      </w:r>
-      <w:r>
-        <w:noBreakHyphen/>
-      </w:r>
-      <w:r>
-        <w:t xml:space="preserve">7; R. E. 231).</w:t>
+        <w:t xml:space="preserve">The majority also ignores, contrary to Williams’ testimony, that Williams repeatedly represented, under his oath as an attorney, to the Trial Court that he was NOT aware that Walton’s co-Defendants would testify that Walton was not involved in the crimes for which he was indicted. (Vol 1/1: R. 56 lns 17-⁠25 to R. 57 lns 1-⁠10; Vol 1/1: R. 56 lns 17-⁠25 to R. 57 lns 1-⁠10; R. E. 230-⁠231; Vol 1/1: R. 103, lns 9-⁠17; R. E. 231; Vol 1/1: R. 108 lns 23-⁠29 to R. 109, lns 2-⁠7; R. E. 231).</w:t>
       </w:r>
       <w:r>
         <w:t xml:space="preserve"> </w:t>
@@ -1131,13 +1049,7 @@
         <w:pStyle w:val="BodyText"/>
       </w:pPr>
       <w:r>
-        <w:t xml:space="preserve">Finally, in finding Walton made his decision to plea after being informed by Williams of Matthew’s not testifying against him, the majority respectfully ignores what Williams himself stated in pleadings filed before the Trial Court about Walton mental capacities: Para. 11: That the Defendant has primitive learning ability and mental anxieties, often appears in a daze state all of which the defense believes may have impacted his ability to truly rationalize the totality of the criminal matters against the Defendant. Para. 14: That there were additional witnesses offered by the State at the trial of Michael McGee which likewise offered sworn testimony that supported this Defendant’s version of facts. (See Vol 1/1: R 34</w:t>
-      </w:r>
-      <w:r>
-        <w:noBreakHyphen/>
-      </w:r>
-      <w:r>
-        <w:t xml:space="preserve">44 - Renewed Motion to Withdraw Guilty Plea; R. E. p. 13). The fact that Walton answered the generic questions before the Trial Court taking his pleas does not provide any support for the Trial Court’s erroneous finding when you again consider Williams own words: the Defendant has primitive learning ability and mental anxieties, often appears in a daze state all of which the defense believes may have impacted his ability to truly rationalize the totality of the criminal matters against the Defendant.”</w:t>
+        <w:t xml:space="preserve">Finally, in finding Walton made his decision to plea after being informed by Williams of Matthew’s not testifying against him, the majority respectfully ignores what Williams himself stated in pleadings filed before the Trial Court about Walton mental capacities: Para. 11: That the Defendant has primitive learning ability and mental anxieties, often appears in a daze state all of which the defense believes may have impacted his ability to truly rationalize the totality of the criminal matters against the Defendant. Para. 14: That there were additional witnesses offered by the State at the trial of Michael McGee which likewise offered sworn testimony that supported this Defendant’s version of facts. (See Vol 1/1: R 34-⁠44 - Renewed Motion to Withdraw Guilty Plea; R. E. p. 13). The fact that Walton answered the generic questions before the Trial Court taking his pleas does not provide any support for the Trial Court’s erroneous finding when you again consider Williams own words: the Defendant has primitive learning ability and mental anxieties, often appears in a daze state all of which the defense believes may have impacted his ability to truly rationalize the totality of the criminal matters against the Defendant.”</w:t>
       </w:r>
     </w:p>
     <w:p>
@@ -1582,11 +1494,7 @@
               <w:jc w:val="left"/>
             </w:pPr>
             <w:r>
-              <w:t xml:space="preserve">228</w:t>
-              <w:noBreakHyphen/>
-              <w:t xml:space="preserve">863</w:t>
-              <w:noBreakHyphen/>
-              <w:t xml:space="preserve">3142</w:t>
+              <w:t xml:space="preserve">228-⁠863-⁠3142</w:t>
             </w:r>
           </w:p>
           <w:p>
@@ -1596,11 +1504,7 @@
               <w:jc w:val="left"/>
             </w:pPr>
             <w:r>
-              <w:t xml:space="preserve">228</w:t>
-              <w:noBreakHyphen/>
-              <w:t xml:space="preserve">863</w:t>
-              <w:noBreakHyphen/>
-              <w:t xml:space="preserve">9829</w:t>
+              <w:t xml:space="preserve">228-⁠863-⁠9829</w:t>
             </w:r>
             <w:r>
               <w:t xml:space="preserve"> </w:t>
@@ -1995,9 +1899,7 @@
         <w:t xml:space="preserve"> </w:t>
       </w:r>
       <w:r>
-        <w:t xml:space="preserve">38732</w:t>
-        <w:noBreakHyphen/>
-        <w:t xml:space="preserve">04;</w:t>
+        <w:t xml:space="preserve">38732-⁠04;</w:t>
       </w:r>
       <w:r>
         <w:t xml:space="preserve"> </w:t>
@@ -2571,11 +2473,7 @@
         <w:jc w:val="left"/>
       </w:pPr>
       <w:r>
-        <w:t xml:space="preserve">228</w:t>
-        <w:noBreakHyphen/>
-        <w:t xml:space="preserve">863</w:t>
-        <w:noBreakHyphen/>
-        <w:t xml:space="preserve">3142</w:t>
+        <w:t xml:space="preserve">228-⁠863-⁠3142</w:t>
       </w:r>
     </w:p>
     <w:p>
@@ -2585,11 +2483,7 @@
         <w:jc w:val="left"/>
       </w:pPr>
       <w:r>
-        <w:t xml:space="preserve">228</w:t>
-        <w:noBreakHyphen/>
-        <w:t xml:space="preserve">863</w:t>
-        <w:noBreakHyphen/>
-        <w:t xml:space="preserve">9829</w:t>
+        <w:t xml:space="preserve">228-⁠863-⁠9829</w:t>
       </w:r>
       <w:r>
         <w:t xml:space="preserve"> </w:t>
@@ -2684,19 +2578,7 @@
         <w:t xml:space="preserve"> </w:t>
       </w:r>
       <w:r>
-        <w:t xml:space="preserve">During the trial (Magee), the other codefendants as well exculpated my client from any participation in the incident. And on those bases (sic), since it was new evidence that had not ever been disclosed to me either through my client or anyone else, I thought it necessary to at least file the motion to withdraw his guilty plea on those bases (sic) (Vol 1/1: R. 56 lns 17</w:t>
-      </w:r>
-      <w:r>
-        <w:noBreakHyphen/>
-      </w:r>
-      <w:r>
-        <w:t xml:space="preserve">25 to R. 57 lns 1</w:t>
-      </w:r>
-      <w:r>
-        <w:noBreakHyphen/>
-      </w:r>
-      <w:r>
-        <w:t xml:space="preserve">10).</w:t>
+        <w:t xml:space="preserve">During the trial (Magee), the other codefendants as well exculpated my client from any participation in the incident. And on those bases (sic), since it was new evidence that had not ever been disclosed to me either through my client or anyone else, I thought it necessary to at least file the motion to withdraw his guilty plea on those bases (sic) (Vol 1/1: R. 56 lns 17-⁠25 to R. 57 lns 1-⁠10).</w:t>
       </w:r>
     </w:p>
   </w:footnote>
@@ -2715,19 +2597,7 @@
         <w:t xml:space="preserve"> </w:t>
       </w:r>
       <w:r>
-        <w:t xml:space="preserve">There was no information shared with counsel that those witnesses that they pled and interviewed would exculpate this particular defendant at trial. (Vol 1/1: R. 108 lns 23</w:t>
-      </w:r>
-      <w:r>
-        <w:noBreakHyphen/>
-      </w:r>
-      <w:r>
-        <w:t xml:space="preserve">29 to R. 109, lns 2</w:t>
-      </w:r>
-      <w:r>
-        <w:noBreakHyphen/>
-      </w:r>
-      <w:r>
-        <w:t xml:space="preserve">7).</w:t>
+        <w:t xml:space="preserve">There was no information shared with counsel that those witnesses that they pled and interviewed would exculpate this particular defendant at trial. (Vol 1/1: R. 108 lns 23-⁠29 to R. 109, lns 2-⁠7).</w:t>
       </w:r>
     </w:p>
   </w:footnote>
@@ -3424,7 +3294,7 @@
     <w:qFormat/>
     <w:pPr>
       <w:keepLines/>
-      <w:spacing w:before="0" w:after="120" w:line="253" w:lineRule="exact"/>
+      <w:spacing w:before="26" w:after="120" w:line="253" w:lineRule="exact"/>
     </w:pPr>
     <w:rPr>
       <w:sz w:val="22"/>
